--- a/习近平新时代思想概论/作业/HW1.docx
+++ b/习近平新时代思想概论/作业/HW1.docx
@@ -4,416 +4,576 @@
   <w:body>
     <w:p>
       <w:pPr>
-        <w:pStyle w:val="a9"/>
-        <w:numPr>
-          <w:ilvl w:val="0"/>
-          <w:numId w:val="1"/>
-        </w:numPr>
-        <w:spacing w:line="360" w:lineRule="auto"/>
+        <w:pStyle w:val="a"/>
+        <w:snapToGrid w:val="0"/>
+        <w:spacing w:line="360" w:lineRule="auto" w:before="160" w:after="80"/>
+        <w:ind w:firstLineChars="200" w:firstLine="480"/>
+        <w:jc w:val="left"/>
         <w:rPr>
           <w:rFonts w:hint="eastAsia"/>
         </w:rPr>
       </w:pPr>
       <w:r>
         <w:rPr>
-          <w:rFonts w:hint="eastAsia"/>
-        </w:rPr>
-        <w:t>习近平新时代中国特色社会主义思想创立的时代背景</w:t>
-      </w:r>
-      <w:r>
-        <w:rPr>
-          <w:rFonts w:hint="eastAsia"/>
+          <w:rFonts w:hint="eastAsia" w:ascii="Times New Roman" w:hAnsi="Times New Roman" w:cs="Times New Roman" w:eastAsia="黑体"/>
+          <w:b w:val="0"/>
+          <w:bCs w:val="0"/>
+          <w:sz w:val="24"/>
+          <w:szCs w:val="24"/>
+        </w:rPr>
+        <w:t xml:space="preserve">1. 习近平新时代中国特色社会主义思想创立的时代背景</w:t>
+      </w:r>
+      <w:r>
+        <w:rPr>
+          <w:rFonts w:hint="eastAsia" w:ascii="Times New Roman" w:hAnsi="Times New Roman" w:cs="Times New Roman" w:eastAsia="黑体"/>
+          <w:b w:val="0"/>
+          <w:bCs w:val="0"/>
+          <w:sz w:val="24"/>
+          <w:szCs w:val="24"/>
         </w:rPr>
         <w:t>：</w:t>
       </w:r>
     </w:p>
     <w:p>
       <w:pPr>
-        <w:pStyle w:val="a9"/>
-        <w:numPr>
-          <w:ilvl w:val="0"/>
-          <w:numId w:val="2"/>
-        </w:numPr>
-        <w:spacing w:line="360" w:lineRule="auto"/>
+        <w:pStyle w:val="a"/>
+        <w:snapToGrid w:val="0"/>
+        <w:spacing w:line="360" w:lineRule="auto" w:before="0" w:after="0"/>
+        <w:ind w:firstLineChars="200" w:firstLine="480"/>
+        <w:jc w:val="both"/>
         <w:rPr>
           <w:rFonts w:hint="eastAsia"/>
         </w:rPr>
       </w:pPr>
       <w:r>
         <w:t>世界百年未有之大变局加速演进</w:t>
-      </w:r>
-      <w:r>
-        <w:rPr>
-          <w:rFonts w:hint="eastAsia"/>
+        <w:rPr>
+          <w:rFonts w:ascii="Times New Roman" w:hAnsi="Times New Roman" w:cs="Times New Roman" w:eastAsia="宋体" w:hint="eastAsia"/>
+          <w:sz w:val="24"/>
+          <w:szCs w:val="24"/>
+        </w:rPr>
+      </w:r>
+      <w:r>
+        <w:rPr>
+          <w:rFonts w:hint="eastAsia" w:ascii="Times New Roman" w:hAnsi="Times New Roman" w:cs="Times New Roman" w:eastAsia="宋体"/>
+          <w:sz w:val="24"/>
+          <w:szCs w:val="24"/>
         </w:rPr>
         <w:t>；</w:t>
       </w:r>
     </w:p>
     <w:p>
       <w:pPr>
-        <w:pStyle w:val="a9"/>
-        <w:numPr>
-          <w:ilvl w:val="0"/>
-          <w:numId w:val="2"/>
-        </w:numPr>
-        <w:spacing w:line="360" w:lineRule="auto"/>
+        <w:pStyle w:val="a"/>
+        <w:snapToGrid w:val="0"/>
+        <w:spacing w:line="360" w:lineRule="auto" w:before="0" w:after="0"/>
+        <w:ind w:firstLineChars="200" w:firstLine="480"/>
+        <w:jc w:val="both"/>
         <w:rPr>
           <w:rFonts w:hint="eastAsia"/>
         </w:rPr>
       </w:pPr>
       <w:r>
         <w:t>中华民族伟大复兴进入关键时期</w:t>
-      </w:r>
-      <w:r>
-        <w:rPr>
-          <w:rFonts w:hint="eastAsia"/>
+        <w:rPr>
+          <w:rFonts w:ascii="Times New Roman" w:hAnsi="Times New Roman" w:cs="Times New Roman" w:eastAsia="宋体" w:hint="eastAsia"/>
+          <w:sz w:val="24"/>
+          <w:szCs w:val="24"/>
+        </w:rPr>
+      </w:r>
+      <w:r>
+        <w:rPr>
+          <w:rFonts w:hint="eastAsia" w:ascii="Times New Roman" w:hAnsi="Times New Roman" w:cs="Times New Roman" w:eastAsia="宋体"/>
+          <w:sz w:val="24"/>
+          <w:szCs w:val="24"/>
         </w:rPr>
         <w:t>；</w:t>
       </w:r>
     </w:p>
     <w:p>
       <w:pPr>
-        <w:pStyle w:val="a9"/>
-        <w:numPr>
-          <w:ilvl w:val="0"/>
-          <w:numId w:val="2"/>
-        </w:numPr>
-        <w:spacing w:line="360" w:lineRule="auto"/>
+        <w:pStyle w:val="a"/>
+        <w:snapToGrid w:val="0"/>
+        <w:spacing w:line="360" w:lineRule="auto" w:before="0" w:after="0"/>
+        <w:ind w:firstLineChars="200" w:firstLine="480"/>
+        <w:jc w:val="both"/>
         <w:rPr>
           <w:rFonts w:hint="eastAsia"/>
         </w:rPr>
       </w:pPr>
       <w:r>
         <w:t>中国式现代化全面推进拓展</w:t>
-      </w:r>
-      <w:r>
-        <w:rPr>
-          <w:rFonts w:hint="eastAsia"/>
+        <w:rPr>
+          <w:rFonts w:ascii="Times New Roman" w:hAnsi="Times New Roman" w:cs="Times New Roman" w:eastAsia="宋体" w:hint="eastAsia"/>
+          <w:sz w:val="24"/>
+          <w:szCs w:val="24"/>
+        </w:rPr>
+      </w:r>
+      <w:r>
+        <w:rPr>
+          <w:rFonts w:hint="eastAsia" w:ascii="Times New Roman" w:hAnsi="Times New Roman" w:cs="Times New Roman" w:eastAsia="宋体"/>
+          <w:sz w:val="24"/>
+          <w:szCs w:val="24"/>
         </w:rPr>
         <w:t>；</w:t>
       </w:r>
     </w:p>
     <w:p>
       <w:pPr>
-        <w:pStyle w:val="a9"/>
-        <w:numPr>
-          <w:ilvl w:val="0"/>
-          <w:numId w:val="2"/>
-        </w:numPr>
-        <w:spacing w:line="360" w:lineRule="auto"/>
+        <w:pStyle w:val="a"/>
+        <w:snapToGrid w:val="0"/>
+        <w:spacing w:line="360" w:lineRule="auto" w:before="0" w:after="0"/>
+        <w:ind w:firstLineChars="200" w:firstLine="480"/>
+        <w:jc w:val="both"/>
         <w:rPr>
           <w:rFonts w:hint="eastAsia"/>
         </w:rPr>
       </w:pPr>
       <w:r>
         <w:t>科学社会主义在21世纪的中国焕发新的蓬勃生机</w:t>
-      </w:r>
-      <w:r>
-        <w:rPr>
-          <w:rFonts w:hint="eastAsia"/>
+        <w:rPr>
+          <w:rFonts w:ascii="Times New Roman" w:hAnsi="Times New Roman" w:cs="Times New Roman" w:eastAsia="宋体" w:hint="eastAsia"/>
+          <w:sz w:val="24"/>
+          <w:szCs w:val="24"/>
+        </w:rPr>
+      </w:r>
+      <w:r>
+        <w:rPr>
+          <w:rFonts w:hint="eastAsia" w:ascii="Times New Roman" w:hAnsi="Times New Roman" w:cs="Times New Roman" w:eastAsia="宋体"/>
+          <w:sz w:val="24"/>
+          <w:szCs w:val="24"/>
         </w:rPr>
         <w:t>；</w:t>
       </w:r>
     </w:p>
     <w:p>
       <w:pPr>
-        <w:pStyle w:val="a9"/>
-        <w:numPr>
-          <w:ilvl w:val="0"/>
-          <w:numId w:val="2"/>
-        </w:numPr>
-        <w:spacing w:line="360" w:lineRule="auto"/>
+        <w:pStyle w:val="a"/>
+        <w:snapToGrid w:val="0"/>
+        <w:spacing w:line="360" w:lineRule="auto" w:before="0" w:after="0"/>
+        <w:ind w:firstLineChars="200" w:firstLine="480"/>
+        <w:jc w:val="both"/>
         <w:rPr>
           <w:rFonts w:hint="eastAsia"/>
         </w:rPr>
       </w:pPr>
       <w:r>
         <w:t>中国共产党自我革命开辟新的境界</w:t>
-      </w:r>
-      <w:r>
-        <w:rPr>
-          <w:rFonts w:hint="eastAsia"/>
+        <w:rPr>
+          <w:rFonts w:ascii="Times New Roman" w:hAnsi="Times New Roman" w:cs="Times New Roman" w:eastAsia="宋体" w:hint="eastAsia"/>
+          <w:sz w:val="24"/>
+          <w:szCs w:val="24"/>
+        </w:rPr>
+      </w:r>
+      <w:r>
+        <w:rPr>
+          <w:rFonts w:hint="eastAsia" w:ascii="Times New Roman" w:hAnsi="Times New Roman" w:cs="Times New Roman" w:eastAsia="宋体"/>
+          <w:sz w:val="24"/>
+          <w:szCs w:val="24"/>
         </w:rPr>
         <w:t>。</w:t>
       </w:r>
     </w:p>
     <w:p>
       <w:pPr>
-        <w:spacing w:line="360" w:lineRule="auto"/>
-        <w:contextualSpacing/>
+        <w:pStyle w:val="a"/>
+        <w:snapToGrid w:val="0"/>
+        <w:spacing w:line="360" w:lineRule="auto" w:before="160" w:after="80"/>
+        <w:ind w:firstLineChars="200" w:firstLine="480"/>
+        <w:jc w:val="left"/>
         <w:rPr>
           <w:rFonts w:hint="eastAsia"/>
         </w:rPr>
       </w:pPr>
       <w:r>
         <w:rPr>
-          <w:rFonts w:hint="eastAsia"/>
-        </w:rPr>
-        <w:t>2，习思想做到的“两个结合”是什么：</w:t>
+          <w:rFonts w:hint="eastAsia" w:ascii="Times New Roman" w:hAnsi="Times New Roman" w:cs="Times New Roman" w:eastAsia="黑体"/>
+          <w:b w:val="0"/>
+          <w:bCs w:val="0"/>
+          <w:sz w:val="24"/>
+          <w:szCs w:val="24"/>
+        </w:rPr>
+        <w:t xml:space="preserve">2. 习思想做到的“两个结合”是什么：</w:t>
       </w:r>
     </w:p>
     <w:p>
       <w:pPr>
-        <w:pStyle w:val="a9"/>
-        <w:numPr>
-          <w:ilvl w:val="0"/>
-          <w:numId w:val="3"/>
-        </w:numPr>
-        <w:spacing w:line="360" w:lineRule="auto"/>
+        <w:pStyle w:val="a"/>
+        <w:snapToGrid w:val="0"/>
+        <w:spacing w:line="360" w:lineRule="auto" w:before="0" w:after="0"/>
+        <w:ind w:firstLineChars="200" w:firstLine="480"/>
+        <w:jc w:val="both"/>
         <w:rPr>
           <w:rFonts w:hint="eastAsia"/>
         </w:rPr>
       </w:pPr>
       <w:r>
         <w:t>坚持把马克思主义基本原理同中国具体实际相结</w:t>
-      </w:r>
-      <w:r>
-        <w:rPr>
-          <w:rFonts w:hint="eastAsia"/>
+        <w:rPr>
+          <w:rFonts w:ascii="Times New Roman" w:hAnsi="Times New Roman" w:cs="Times New Roman" w:eastAsia="宋体" w:hint="eastAsia"/>
+          <w:sz w:val="24"/>
+          <w:szCs w:val="24"/>
+        </w:rPr>
+      </w:r>
+      <w:r>
+        <w:rPr>
+          <w:rFonts w:hint="eastAsia" w:ascii="Times New Roman" w:hAnsi="Times New Roman" w:cs="Times New Roman" w:eastAsia="宋体"/>
+          <w:sz w:val="24"/>
+          <w:szCs w:val="24"/>
         </w:rPr>
         <w:t>合；</w:t>
       </w:r>
     </w:p>
     <w:p>
       <w:pPr>
-        <w:pStyle w:val="a9"/>
-        <w:numPr>
-          <w:ilvl w:val="0"/>
-          <w:numId w:val="3"/>
-        </w:numPr>
-        <w:spacing w:line="360" w:lineRule="auto"/>
+        <w:pStyle w:val="a"/>
+        <w:snapToGrid w:val="0"/>
+        <w:spacing w:line="360" w:lineRule="auto" w:before="0" w:after="0"/>
+        <w:ind w:firstLineChars="200" w:firstLine="480"/>
+        <w:jc w:val="both"/>
         <w:rPr>
           <w:rFonts w:hint="eastAsia"/>
         </w:rPr>
       </w:pPr>
       <w:r>
         <w:t>坚持把马克思主义基本原理同中华优秀传统文化相结合</w:t>
-      </w:r>
-      <w:r>
-        <w:rPr>
-          <w:rFonts w:hint="eastAsia"/>
+        <w:rPr>
+          <w:rFonts w:ascii="Times New Roman" w:hAnsi="Times New Roman" w:cs="Times New Roman" w:eastAsia="宋体" w:hint="eastAsia"/>
+          <w:sz w:val="24"/>
+          <w:szCs w:val="24"/>
+        </w:rPr>
+      </w:r>
+      <w:r>
+        <w:rPr>
+          <w:rFonts w:hint="eastAsia" w:ascii="Times New Roman" w:hAnsi="Times New Roman" w:cs="Times New Roman" w:eastAsia="宋体"/>
+          <w:sz w:val="24"/>
+          <w:szCs w:val="24"/>
         </w:rPr>
         <w:t>。</w:t>
       </w:r>
     </w:p>
     <w:p>
       <w:pPr>
-        <w:spacing w:line="360" w:lineRule="auto"/>
-        <w:contextualSpacing/>
+        <w:pStyle w:val="a"/>
+        <w:snapToGrid w:val="0"/>
+        <w:spacing w:line="360" w:lineRule="auto" w:before="160" w:after="80"/>
+        <w:ind w:firstLineChars="200" w:firstLine="480"/>
+        <w:jc w:val="left"/>
         <w:rPr>
           <w:rFonts w:hint="eastAsia"/>
         </w:rPr>
       </w:pPr>
       <w:r>
         <w:rPr>
-          <w:rFonts w:hint="eastAsia"/>
-        </w:rPr>
-        <w:t>3，</w:t>
-      </w:r>
-      <w:r>
-        <w:rPr>
-          <w:rFonts w:hint="eastAsia"/>
-        </w:rPr>
-        <w:t>习思想实现的“两个确立”是什么：</w:t>
+          <w:rFonts w:hint="eastAsia" w:ascii="Times New Roman" w:hAnsi="Times New Roman" w:cs="Times New Roman" w:eastAsia="黑体"/>
+          <w:b w:val="0"/>
+          <w:bCs w:val="0"/>
+          <w:sz w:val="24"/>
+          <w:szCs w:val="24"/>
+        </w:rPr>
+        <w:t xml:space="preserve">3. </w:t>
+      </w:r>
+      <w:r>
+        <w:rPr>
+          <w:rFonts w:hint="eastAsia" w:ascii="Times New Roman" w:hAnsi="Times New Roman" w:cs="Times New Roman" w:eastAsia="黑体"/>
+          <w:b w:val="0"/>
+          <w:bCs w:val="0"/>
+          <w:sz w:val="24"/>
+          <w:szCs w:val="24"/>
+        </w:rPr>
+        <w:t xml:space="preserve">习思想实现的“两个确立”是什么：</w:t>
       </w:r>
     </w:p>
     <w:p>
       <w:pPr>
-        <w:pStyle w:val="a9"/>
-        <w:numPr>
-          <w:ilvl w:val="0"/>
-          <w:numId w:val="4"/>
-        </w:numPr>
-        <w:spacing w:line="360" w:lineRule="auto"/>
+        <w:pStyle w:val="a"/>
+        <w:snapToGrid w:val="0"/>
+        <w:spacing w:line="360" w:lineRule="auto" w:before="0" w:after="0"/>
+        <w:ind w:firstLineChars="200" w:firstLine="480"/>
+        <w:jc w:val="both"/>
         <w:rPr>
           <w:rFonts w:hint="eastAsia"/>
         </w:rPr>
       </w:pPr>
       <w:r>
         <w:t>确立习近平同志党中央的核心、全党的核心地位</w:t>
-      </w:r>
-      <w:r>
-        <w:rPr>
-          <w:rFonts w:hint="eastAsia"/>
+        <w:rPr>
+          <w:rFonts w:ascii="Times New Roman" w:hAnsi="Times New Roman" w:cs="Times New Roman" w:eastAsia="宋体" w:hint="eastAsia"/>
+          <w:sz w:val="24"/>
+          <w:szCs w:val="24"/>
+        </w:rPr>
+      </w:r>
+      <w:r>
+        <w:rPr>
+          <w:rFonts w:hint="eastAsia" w:ascii="Times New Roman" w:hAnsi="Times New Roman" w:cs="Times New Roman" w:eastAsia="宋体"/>
+          <w:sz w:val="24"/>
+          <w:szCs w:val="24"/>
         </w:rPr>
         <w:t>；</w:t>
       </w:r>
     </w:p>
     <w:p>
       <w:pPr>
-        <w:pStyle w:val="a9"/>
-        <w:numPr>
-          <w:ilvl w:val="0"/>
-          <w:numId w:val="4"/>
-        </w:numPr>
-        <w:spacing w:line="360" w:lineRule="auto"/>
+        <w:pStyle w:val="a"/>
+        <w:snapToGrid w:val="0"/>
+        <w:spacing w:line="360" w:lineRule="auto" w:before="0" w:after="0"/>
+        <w:ind w:firstLineChars="200" w:firstLine="480"/>
+        <w:jc w:val="both"/>
         <w:rPr>
           <w:rFonts w:hint="eastAsia"/>
         </w:rPr>
       </w:pPr>
       <w:r>
         <w:t>确立习近平新时代中国特色社会主义思想的指导地位。</w:t>
+        <w:rPr>
+          <w:rFonts w:ascii="Times New Roman" w:hAnsi="Times New Roman" w:cs="Times New Roman" w:eastAsia="宋体" w:hint="eastAsia"/>
+          <w:sz w:val="24"/>
+          <w:szCs w:val="24"/>
+        </w:rPr>
       </w:r>
     </w:p>
     <w:p>
       <w:pPr>
-        <w:spacing w:line="360" w:lineRule="auto"/>
-        <w:contextualSpacing/>
+        <w:pStyle w:val="a"/>
+        <w:snapToGrid w:val="0"/>
+        <w:spacing w:line="360" w:lineRule="auto" w:before="160" w:after="80"/>
+        <w:ind w:firstLineChars="200" w:firstLine="480"/>
+        <w:jc w:val="left"/>
         <w:rPr>
           <w:rFonts w:hint="eastAsia"/>
         </w:rPr>
       </w:pPr>
       <w:r>
         <w:rPr>
-          <w:rFonts w:hint="eastAsia"/>
-        </w:rPr>
-        <w:t>4，中国</w:t>
+          <w:rFonts w:hint="eastAsia" w:ascii="Times New Roman" w:hAnsi="Times New Roman" w:cs="Times New Roman" w:eastAsia="黑体"/>
+          <w:b w:val="0"/>
+          <w:bCs w:val="0"/>
+          <w:sz w:val="24"/>
+          <w:szCs w:val="24"/>
+        </w:rPr>
+        <w:t xml:space="preserve">4. 中国</w:t>
       </w:r>
       <w:r>
         <w:t>共产党人思考的基本问题是什么</w:t>
-      </w:r>
-      <w:r>
-        <w:rPr>
-          <w:rFonts w:hint="eastAsia"/>
+        <w:rPr>
+          <w:rFonts w:ascii="Times New Roman" w:hAnsi="Times New Roman" w:cs="Times New Roman" w:eastAsia="黑体" w:hint="eastAsia"/>
+          <w:b w:val="0"/>
+          <w:bCs w:val="0"/>
+          <w:sz w:val="24"/>
+          <w:szCs w:val="24"/>
+        </w:rPr>
+      </w:r>
+      <w:r>
+        <w:rPr>
+          <w:rFonts w:hint="eastAsia" w:ascii="Times New Roman" w:hAnsi="Times New Roman" w:cs="Times New Roman" w:eastAsia="黑体"/>
+          <w:b w:val="0"/>
+          <w:bCs w:val="0"/>
+          <w:sz w:val="24"/>
+          <w:szCs w:val="24"/>
         </w:rPr>
         <w:t>：</w:t>
       </w:r>
     </w:p>
     <w:p>
       <w:pPr>
-        <w:spacing w:line="360" w:lineRule="auto"/>
-        <w:contextualSpacing/>
+        <w:pStyle w:val="a"/>
+        <w:snapToGrid w:val="0"/>
+        <w:spacing w:line="360" w:lineRule="auto" w:before="0" w:after="0"/>
+        <w:ind w:firstLineChars="200" w:firstLine="480"/>
+        <w:jc w:val="both"/>
         <w:rPr>
           <w:rFonts w:hint="eastAsia"/>
         </w:rPr>
       </w:pPr>
       <w:r>
-        <w:tab/>
-        <w:t>什么是社会主义、怎样建设社会主义。</w:t>
+        <w:t xml:space="preserve">什么是社会主义、怎样建设社会主义。</w:t>
+        <w:rPr>
+          <w:rFonts w:ascii="Times New Roman" w:hAnsi="Times New Roman" w:cs="Times New Roman" w:eastAsia="宋体" w:hint="eastAsia"/>
+          <w:sz w:val="24"/>
+          <w:szCs w:val="24"/>
+        </w:rPr>
       </w:r>
     </w:p>
     <w:p>
       <w:pPr>
-        <w:pStyle w:val="a9"/>
-        <w:numPr>
-          <w:ilvl w:val="0"/>
-          <w:numId w:val="7"/>
-        </w:numPr>
-        <w:spacing w:line="360" w:lineRule="auto"/>
+        <w:pStyle w:val="a"/>
+        <w:snapToGrid w:val="0"/>
+        <w:spacing w:line="360" w:lineRule="auto" w:before="160" w:after="80"/>
+        <w:ind w:firstLineChars="200" w:firstLine="480"/>
+        <w:jc w:val="left"/>
         <w:rPr>
           <w:rFonts w:hint="eastAsia"/>
         </w:rPr>
       </w:pPr>
       <w:r>
-        <w:t>中国共产党人</w:t>
-      </w:r>
-      <w:r>
-        <w:rPr>
-          <w:rFonts w:hint="eastAsia"/>
+        <w:t xml:space="preserve">5. 中国共产党人</w:t>
+        <w:rPr>
+          <w:rFonts w:ascii="Times New Roman" w:hAnsi="Times New Roman" w:cs="Times New Roman" w:eastAsia="黑体" w:hint="eastAsia"/>
+          <w:b w:val="0"/>
+          <w:bCs w:val="0"/>
+          <w:sz w:val="24"/>
+          <w:szCs w:val="24"/>
+        </w:rPr>
+      </w:r>
+      <w:r>
+        <w:rPr>
+          <w:rFonts w:hint="eastAsia" w:ascii="Times New Roman" w:hAnsi="Times New Roman" w:cs="Times New Roman" w:eastAsia="黑体"/>
+          <w:b w:val="0"/>
+          <w:bCs w:val="0"/>
+          <w:sz w:val="24"/>
+          <w:szCs w:val="24"/>
         </w:rPr>
         <w:t>对基本问题的探索是什么：</w:t>
       </w:r>
     </w:p>
     <w:p>
       <w:pPr>
-        <w:pStyle w:val="a9"/>
-        <w:spacing w:line="360" w:lineRule="auto"/>
-        <w:ind w:left="840" w:hanging="420"/>
+        <w:pStyle w:val="a"/>
+        <w:snapToGrid w:val="0"/>
+        <w:spacing w:line="360" w:lineRule="auto" w:before="0" w:after="0"/>
+        <w:ind w:firstLineChars="200" w:firstLine="480"/>
+        <w:jc w:val="both"/>
         <w:rPr>
           <w:rFonts w:hint="eastAsia"/>
         </w:rPr>
       </w:pPr>
       <w:r>
         <w:rPr>
-          <w:rFonts w:hint="eastAsia"/>
+          <w:rFonts w:hint="eastAsia" w:ascii="Times New Roman" w:hAnsi="Times New Roman" w:cs="Times New Roman" w:eastAsia="宋体"/>
+          <w:sz w:val="24"/>
+          <w:szCs w:val="24"/>
         </w:rPr>
         <w:t>（1）</w:t>
       </w:r>
       <w:r>
-        <w:tab/>
+        <w:rPr>
+          <w:rFonts w:ascii="Times New Roman" w:hAnsi="Times New Roman" w:cs="Times New Roman" w:eastAsia="宋体" w:hint="eastAsia"/>
+          <w:sz w:val="24"/>
+          <w:szCs w:val="24"/>
+        </w:rPr>
       </w:r>
       <w:r>
         <w:t>以邓小平同志为主要代表的中国共产党人：作出实行改革开放的历史性决策，提出走自己的路、建设中国特色社会主义，成功开创了中国特色社会主义。</w:t>
+        <w:rPr>
+          <w:rFonts w:ascii="Times New Roman" w:hAnsi="Times New Roman" w:cs="Times New Roman" w:eastAsia="宋体" w:hint="eastAsia"/>
+          <w:sz w:val="24"/>
+          <w:szCs w:val="24"/>
+        </w:rPr>
       </w:r>
     </w:p>
     <w:p>
       <w:pPr>
-        <w:spacing w:line="360" w:lineRule="auto"/>
-        <w:ind w:left="840" w:hanging="420"/>
-        <w:contextualSpacing/>
+        <w:pStyle w:val="a"/>
+        <w:snapToGrid w:val="0"/>
+        <w:spacing w:line="360" w:lineRule="auto" w:before="0" w:after="0"/>
+        <w:ind w:firstLineChars="200" w:firstLine="480"/>
+        <w:jc w:val="both"/>
         <w:rPr>
           <w:rFonts w:hint="eastAsia"/>
         </w:rPr>
       </w:pPr>
       <w:r>
         <w:rPr>
-          <w:rFonts w:hint="eastAsia"/>
+          <w:rFonts w:hint="eastAsia" w:ascii="Times New Roman" w:hAnsi="Times New Roman" w:cs="Times New Roman" w:eastAsia="宋体"/>
+          <w:sz w:val="24"/>
+          <w:szCs w:val="24"/>
         </w:rPr>
         <w:t>（2）</w:t>
       </w:r>
       <w:r>
-        <w:tab/>
+        <w:rPr>
+          <w:rFonts w:ascii="Times New Roman" w:hAnsi="Times New Roman" w:cs="Times New Roman" w:eastAsia="宋体" w:hint="eastAsia"/>
+          <w:sz w:val="24"/>
+          <w:szCs w:val="24"/>
+        </w:rPr>
       </w:r>
       <w:r>
         <w:t>以江泽民同志为主要代表的中国共产党人：加深了对什么是社会主义、怎样建设社会主义和建设什么样的党、怎样建设党的认识，成功把中国特色社会主义推向21世纪。</w:t>
+        <w:rPr>
+          <w:rFonts w:ascii="Times New Roman" w:hAnsi="Times New Roman" w:cs="Times New Roman" w:eastAsia="宋体" w:hint="eastAsia"/>
+          <w:sz w:val="24"/>
+          <w:szCs w:val="24"/>
+        </w:rPr>
       </w:r>
     </w:p>
     <w:p>
       <w:pPr>
-        <w:spacing w:line="360" w:lineRule="auto"/>
-        <w:ind w:left="840" w:hanging="420"/>
-        <w:contextualSpacing/>
+        <w:pStyle w:val="a"/>
+        <w:snapToGrid w:val="0"/>
+        <w:spacing w:line="360" w:lineRule="auto" w:before="0" w:after="0"/>
+        <w:ind w:firstLineChars="200" w:firstLine="480"/>
+        <w:jc w:val="both"/>
         <w:rPr>
           <w:rFonts w:hint="eastAsia"/>
         </w:rPr>
       </w:pPr>
       <w:r>
         <w:rPr>
-          <w:rFonts w:hint="eastAsia"/>
+          <w:rFonts w:hint="eastAsia" w:ascii="Times New Roman" w:hAnsi="Times New Roman" w:cs="Times New Roman" w:eastAsia="宋体"/>
+          <w:sz w:val="24"/>
+          <w:szCs w:val="24"/>
         </w:rPr>
         <w:t>（3）</w:t>
       </w:r>
       <w:r>
-        <w:tab/>
+        <w:rPr>
+          <w:rFonts w:ascii="Times New Roman" w:hAnsi="Times New Roman" w:cs="Times New Roman" w:eastAsia="宋体" w:hint="eastAsia"/>
+          <w:sz w:val="24"/>
+          <w:szCs w:val="24"/>
+        </w:rPr>
       </w:r>
       <w:r>
         <w:t>以胡锦涛同志为主要代表的中国共产党人：深刻认识和回答了新形势下实现什么样的发展、怎样发展等重大问题，成功在新形势下坚持和发展了中国特色社会主义。</w:t>
+        <w:rPr>
+          <w:rFonts w:ascii="Times New Roman" w:hAnsi="Times New Roman" w:cs="Times New Roman" w:eastAsia="宋体" w:hint="eastAsia"/>
+          <w:sz w:val="24"/>
+          <w:szCs w:val="24"/>
+        </w:rPr>
       </w:r>
     </w:p>
     <w:p>
       <w:pPr>
-        <w:spacing w:line="360" w:lineRule="auto"/>
-        <w:ind w:left="840" w:hanging="420"/>
-        <w:contextualSpacing/>
+        <w:pStyle w:val="a"/>
+        <w:snapToGrid w:val="0"/>
+        <w:spacing w:line="360" w:lineRule="auto" w:before="0" w:after="0"/>
+        <w:ind w:firstLineChars="200" w:firstLine="480"/>
+        <w:jc w:val="both"/>
         <w:rPr>
           <w:rFonts w:hint="eastAsia"/>
         </w:rPr>
       </w:pPr>
       <w:r>
         <w:rPr>
-          <w:rFonts w:hint="eastAsia"/>
+          <w:rFonts w:hint="eastAsia" w:ascii="Times New Roman" w:hAnsi="Times New Roman" w:cs="Times New Roman" w:eastAsia="宋体"/>
+          <w:sz w:val="24"/>
+          <w:szCs w:val="24"/>
         </w:rPr>
         <w:t>（4）</w:t>
       </w:r>
       <w:r>
-        <w:tab/>
+        <w:rPr>
+          <w:rFonts w:ascii="Times New Roman" w:hAnsi="Times New Roman" w:cs="Times New Roman" w:eastAsia="宋体" w:hint="eastAsia"/>
+          <w:sz w:val="24"/>
+          <w:szCs w:val="24"/>
+        </w:rPr>
       </w:r>
       <w:r>
         <w:t>进入新时代，以习近平同志为主要代表的中国共产党人，不断深化对中国特色社会主义建设规律的认识，科学回答了新时代坚持和发展中国特色社会主义的一系列重大理论和实践问题，推动党和国家事业取得历史性成就、发</w:t>
+        <w:rPr>
+          <w:rFonts w:ascii="Times New Roman" w:hAnsi="Times New Roman" w:cs="Times New Roman" w:eastAsia="宋体" w:hint="eastAsia"/>
+          <w:sz w:val="24"/>
+          <w:szCs w:val="24"/>
+        </w:rPr>
       </w:r>
       <w:r>
         <w:lastRenderedPageBreak/>
         <w:t>生历史性变革。</w:t>
-      </w:r>
-    </w:p>
-    <w:p>
-      <w:pPr>
-        <w:spacing w:line="360" w:lineRule="auto"/>
-        <w:contextualSpacing/>
-        <w:rPr>
-          <w:rFonts w:hint="eastAsia"/>
-        </w:rPr>
-      </w:pPr>
+        <w:rPr>
+          <w:rFonts w:ascii="Times New Roman" w:hAnsi="Times New Roman" w:cs="Times New Roman" w:eastAsia="宋体" w:hint="eastAsia"/>
+          <w:sz w:val="24"/>
+          <w:szCs w:val="24"/>
+        </w:rPr>
+      </w:r>
     </w:p>
     <w:sectPr>
       <w:pgSz w:w="11906" w:h="16838"/>
@@ -1508,9 +1668,9 @@
   <w:docDefaults>
     <w:rPrDefault>
       <w:rPr>
-        <w:rFonts w:asciiTheme="minorHAnsi" w:eastAsiaTheme="minorEastAsia" w:hAnsiTheme="minorHAnsi" w:cstheme="minorBidi"/>
+        <w:rFonts w:asciiTheme="minorHAnsi" w:eastAsiaTheme="minorEastAsia" w:hAnsiTheme="minorHAnsi" w:cstheme="minorBidi" w:ascii="Times New Roman" w:hAnsi="Times New Roman" w:cs="Times New Roman" w:eastAsia="宋体" w:hint="eastAsia"/>
         <w:kern w:val="2"/>
-        <w:sz w:val="22"/>
+        <w:sz w:val="24"/>
         <w:szCs w:val="24"/>
         <w:lang w:val="en-US" w:eastAsia="zh-CN" w:bidi="ar-SA"/>
         <w14:ligatures w14:val="standardContextual"/>
@@ -1518,7 +1678,7 @@
     </w:rPrDefault>
     <w:pPrDefault>
       <w:pPr>
-        <w:spacing w:after="160" w:line="278" w:lineRule="auto"/>
+        <w:spacing w:after="0" w:line="360" w:lineRule="auto" w:before="0"/>
       </w:pPr>
     </w:pPrDefault>
   </w:docDefaults>
@@ -1905,7 +2065,13 @@
     <w:qFormat/>
     <w:pPr>
       <w:widowControl w:val="0"/>
+      <w:spacing w:before="0" w:after="0" w:line="360" w:lineRule="auto"/>
     </w:pPr>
+    <w:rPr>
+      <w:rFonts w:ascii="Times New Roman" w:hAnsi="Times New Roman" w:cs="Times New Roman" w:eastAsia="宋体" w:hint="eastAsia"/>
+      <w:sz w:val="24"/>
+      <w:szCs w:val="24"/>
+    </w:rPr>
   </w:style>
   <w:style w:type="paragraph" w:styleId="1">
     <w:name w:val="heading 1"/>

--- a/习近平新时代思想概论/作业/HW1.docx
+++ b/习近平新时代思想概论/作业/HW1.docx
@@ -16,8 +16,8 @@
       <w:r>
         <w:rPr>
           <w:rFonts w:hint="eastAsia" w:ascii="Times New Roman" w:hAnsi="Times New Roman" w:cs="Times New Roman" w:eastAsia="黑体"/>
-          <w:b w:val="0"/>
-          <w:bCs w:val="0"/>
+          <w:b w:val="1"/>
+          <w:bCs w:val="1"/>
           <w:sz w:val="24"/>
           <w:szCs w:val="24"/>
         </w:rPr>
@@ -26,8 +26,8 @@
       <w:r>
         <w:rPr>
           <w:rFonts w:hint="eastAsia" w:ascii="Times New Roman" w:hAnsi="Times New Roman" w:cs="Times New Roman" w:eastAsia="黑体"/>
-          <w:b w:val="0"/>
-          <w:bCs w:val="0"/>
+          <w:b w:val="1"/>
+          <w:bCs w:val="1"/>
           <w:sz w:val="24"/>
           <w:szCs w:val="24"/>
         </w:rPr>
@@ -46,12 +46,12 @@
         </w:rPr>
       </w:pPr>
       <w:r>
+        <w:rPr>
+          <w:rFonts w:ascii="Times New Roman" w:hAnsi="Times New Roman" w:cs="Times New Roman" w:eastAsia="宋体" w:hint="eastAsia"/>
+          <w:sz w:val="24"/>
+          <w:szCs w:val="24"/>
+        </w:rPr>
         <w:t>世界百年未有之大变局加速演进</w:t>
-        <w:rPr>
-          <w:rFonts w:ascii="Times New Roman" w:hAnsi="Times New Roman" w:cs="Times New Roman" w:eastAsia="宋体" w:hint="eastAsia"/>
-          <w:sz w:val="24"/>
-          <w:szCs w:val="24"/>
-        </w:rPr>
       </w:r>
       <w:r>
         <w:rPr>
@@ -74,12 +74,12 @@
         </w:rPr>
       </w:pPr>
       <w:r>
+        <w:rPr>
+          <w:rFonts w:ascii="Times New Roman" w:hAnsi="Times New Roman" w:cs="Times New Roman" w:eastAsia="宋体" w:hint="eastAsia"/>
+          <w:sz w:val="24"/>
+          <w:szCs w:val="24"/>
+        </w:rPr>
         <w:t>中华民族伟大复兴进入关键时期</w:t>
-        <w:rPr>
-          <w:rFonts w:ascii="Times New Roman" w:hAnsi="Times New Roman" w:cs="Times New Roman" w:eastAsia="宋体" w:hint="eastAsia"/>
-          <w:sz w:val="24"/>
-          <w:szCs w:val="24"/>
-        </w:rPr>
       </w:r>
       <w:r>
         <w:rPr>
@@ -102,12 +102,12 @@
         </w:rPr>
       </w:pPr>
       <w:r>
+        <w:rPr>
+          <w:rFonts w:ascii="Times New Roman" w:hAnsi="Times New Roman" w:cs="Times New Roman" w:eastAsia="宋体" w:hint="eastAsia"/>
+          <w:sz w:val="24"/>
+          <w:szCs w:val="24"/>
+        </w:rPr>
         <w:t>中国式现代化全面推进拓展</w:t>
-        <w:rPr>
-          <w:rFonts w:ascii="Times New Roman" w:hAnsi="Times New Roman" w:cs="Times New Roman" w:eastAsia="宋体" w:hint="eastAsia"/>
-          <w:sz w:val="24"/>
-          <w:szCs w:val="24"/>
-        </w:rPr>
       </w:r>
       <w:r>
         <w:rPr>
@@ -130,12 +130,12 @@
         </w:rPr>
       </w:pPr>
       <w:r>
+        <w:rPr>
+          <w:rFonts w:ascii="Times New Roman" w:hAnsi="Times New Roman" w:cs="Times New Roman" w:eastAsia="宋体" w:hint="eastAsia"/>
+          <w:sz w:val="24"/>
+          <w:szCs w:val="24"/>
+        </w:rPr>
         <w:t>科学社会主义在21世纪的中国焕发新的蓬勃生机</w:t>
-        <w:rPr>
-          <w:rFonts w:ascii="Times New Roman" w:hAnsi="Times New Roman" w:cs="Times New Roman" w:eastAsia="宋体" w:hint="eastAsia"/>
-          <w:sz w:val="24"/>
-          <w:szCs w:val="24"/>
-        </w:rPr>
       </w:r>
       <w:r>
         <w:rPr>
@@ -158,12 +158,12 @@
         </w:rPr>
       </w:pPr>
       <w:r>
+        <w:rPr>
+          <w:rFonts w:ascii="Times New Roman" w:hAnsi="Times New Roman" w:cs="Times New Roman" w:eastAsia="宋体" w:hint="eastAsia"/>
+          <w:sz w:val="24"/>
+          <w:szCs w:val="24"/>
+        </w:rPr>
         <w:t>中国共产党自我革命开辟新的境界</w:t>
-        <w:rPr>
-          <w:rFonts w:ascii="Times New Roman" w:hAnsi="Times New Roman" w:cs="Times New Roman" w:eastAsia="宋体" w:hint="eastAsia"/>
-          <w:sz w:val="24"/>
-          <w:szCs w:val="24"/>
-        </w:rPr>
       </w:r>
       <w:r>
         <w:rPr>
@@ -188,8 +188,8 @@
       <w:r>
         <w:rPr>
           <w:rFonts w:hint="eastAsia" w:ascii="Times New Roman" w:hAnsi="Times New Roman" w:cs="Times New Roman" w:eastAsia="黑体"/>
-          <w:b w:val="0"/>
-          <w:bCs w:val="0"/>
+          <w:b w:val="1"/>
+          <w:bCs w:val="1"/>
           <w:sz w:val="24"/>
           <w:szCs w:val="24"/>
         </w:rPr>
@@ -208,12 +208,12 @@
         </w:rPr>
       </w:pPr>
       <w:r>
+        <w:rPr>
+          <w:rFonts w:ascii="Times New Roman" w:hAnsi="Times New Roman" w:cs="Times New Roman" w:eastAsia="宋体" w:hint="eastAsia"/>
+          <w:sz w:val="24"/>
+          <w:szCs w:val="24"/>
+        </w:rPr>
         <w:t>坚持把马克思主义基本原理同中国具体实际相结</w:t>
-        <w:rPr>
-          <w:rFonts w:ascii="Times New Roman" w:hAnsi="Times New Roman" w:cs="Times New Roman" w:eastAsia="宋体" w:hint="eastAsia"/>
-          <w:sz w:val="24"/>
-          <w:szCs w:val="24"/>
-        </w:rPr>
       </w:r>
       <w:r>
         <w:rPr>
@@ -236,12 +236,12 @@
         </w:rPr>
       </w:pPr>
       <w:r>
+        <w:rPr>
+          <w:rFonts w:ascii="Times New Roman" w:hAnsi="Times New Roman" w:cs="Times New Roman" w:eastAsia="宋体" w:hint="eastAsia"/>
+          <w:sz w:val="24"/>
+          <w:szCs w:val="24"/>
+        </w:rPr>
         <w:t>坚持把马克思主义基本原理同中华优秀传统文化相结合</w:t>
-        <w:rPr>
-          <w:rFonts w:ascii="Times New Roman" w:hAnsi="Times New Roman" w:cs="Times New Roman" w:eastAsia="宋体" w:hint="eastAsia"/>
-          <w:sz w:val="24"/>
-          <w:szCs w:val="24"/>
-        </w:rPr>
       </w:r>
       <w:r>
         <w:rPr>
@@ -266,8 +266,8 @@
       <w:r>
         <w:rPr>
           <w:rFonts w:hint="eastAsia" w:ascii="Times New Roman" w:hAnsi="Times New Roman" w:cs="Times New Roman" w:eastAsia="黑体"/>
-          <w:b w:val="0"/>
-          <w:bCs w:val="0"/>
+          <w:b w:val="1"/>
+          <w:bCs w:val="1"/>
           <w:sz w:val="24"/>
           <w:szCs w:val="24"/>
         </w:rPr>
@@ -276,8 +276,8 @@
       <w:r>
         <w:rPr>
           <w:rFonts w:hint="eastAsia" w:ascii="Times New Roman" w:hAnsi="Times New Roman" w:cs="Times New Roman" w:eastAsia="黑体"/>
-          <w:b w:val="0"/>
-          <w:bCs w:val="0"/>
+          <w:b w:val="1"/>
+          <w:bCs w:val="1"/>
           <w:sz w:val="24"/>
           <w:szCs w:val="24"/>
         </w:rPr>
@@ -296,12 +296,12 @@
         </w:rPr>
       </w:pPr>
       <w:r>
+        <w:rPr>
+          <w:rFonts w:ascii="Times New Roman" w:hAnsi="Times New Roman" w:cs="Times New Roman" w:eastAsia="宋体" w:hint="eastAsia"/>
+          <w:sz w:val="24"/>
+          <w:szCs w:val="24"/>
+        </w:rPr>
         <w:t>确立习近平同志党中央的核心、全党的核心地位</w:t>
-        <w:rPr>
-          <w:rFonts w:ascii="Times New Roman" w:hAnsi="Times New Roman" w:cs="Times New Roman" w:eastAsia="宋体" w:hint="eastAsia"/>
-          <w:sz w:val="24"/>
-          <w:szCs w:val="24"/>
-        </w:rPr>
       </w:r>
       <w:r>
         <w:rPr>
@@ -324,12 +324,12 @@
         </w:rPr>
       </w:pPr>
       <w:r>
+        <w:rPr>
+          <w:rFonts w:ascii="Times New Roman" w:hAnsi="Times New Roman" w:cs="Times New Roman" w:eastAsia="宋体" w:hint="eastAsia"/>
+          <w:sz w:val="24"/>
+          <w:szCs w:val="24"/>
+        </w:rPr>
         <w:t>确立习近平新时代中国特色社会主义思想的指导地位。</w:t>
-        <w:rPr>
-          <w:rFonts w:ascii="Times New Roman" w:hAnsi="Times New Roman" w:cs="Times New Roman" w:eastAsia="宋体" w:hint="eastAsia"/>
-          <w:sz w:val="24"/>
-          <w:szCs w:val="24"/>
-        </w:rPr>
       </w:r>
     </w:p>
     <w:p>
@@ -346,28 +346,28 @@
       <w:r>
         <w:rPr>
           <w:rFonts w:hint="eastAsia" w:ascii="Times New Roman" w:hAnsi="Times New Roman" w:cs="Times New Roman" w:eastAsia="黑体"/>
-          <w:b w:val="0"/>
-          <w:bCs w:val="0"/>
+          <w:b w:val="1"/>
+          <w:bCs w:val="1"/>
           <w:sz w:val="24"/>
           <w:szCs w:val="24"/>
         </w:rPr>
         <w:t xml:space="preserve">4. 中国</w:t>
       </w:r>
       <w:r>
+        <w:rPr>
+          <w:rFonts w:ascii="Times New Roman" w:hAnsi="Times New Roman" w:cs="Times New Roman" w:eastAsia="黑体" w:hint="eastAsia"/>
+          <w:b w:val="1"/>
+          <w:bCs w:val="1"/>
+          <w:sz w:val="24"/>
+          <w:szCs w:val="24"/>
+        </w:rPr>
         <w:t>共产党人思考的基本问题是什么</w:t>
-        <w:rPr>
-          <w:rFonts w:ascii="Times New Roman" w:hAnsi="Times New Roman" w:cs="Times New Roman" w:eastAsia="黑体" w:hint="eastAsia"/>
-          <w:b w:val="0"/>
-          <w:bCs w:val="0"/>
-          <w:sz w:val="24"/>
-          <w:szCs w:val="24"/>
-        </w:rPr>
       </w:r>
       <w:r>
         <w:rPr>
           <w:rFonts w:hint="eastAsia" w:ascii="Times New Roman" w:hAnsi="Times New Roman" w:cs="Times New Roman" w:eastAsia="黑体"/>
-          <w:b w:val="0"/>
-          <w:bCs w:val="0"/>
+          <w:b w:val="1"/>
+          <w:bCs w:val="1"/>
           <w:sz w:val="24"/>
           <w:szCs w:val="24"/>
         </w:rPr>
@@ -386,12 +386,12 @@
         </w:rPr>
       </w:pPr>
       <w:r>
+        <w:rPr>
+          <w:rFonts w:ascii="Times New Roman" w:hAnsi="Times New Roman" w:cs="Times New Roman" w:eastAsia="宋体" w:hint="eastAsia"/>
+          <w:sz w:val="24"/>
+          <w:szCs w:val="24"/>
+        </w:rPr>
         <w:t xml:space="preserve">什么是社会主义、怎样建设社会主义。</w:t>
-        <w:rPr>
-          <w:rFonts w:ascii="Times New Roman" w:hAnsi="Times New Roman" w:cs="Times New Roman" w:eastAsia="宋体" w:hint="eastAsia"/>
-          <w:sz w:val="24"/>
-          <w:szCs w:val="24"/>
-        </w:rPr>
       </w:r>
     </w:p>
     <w:p>
@@ -406,20 +406,20 @@
         </w:rPr>
       </w:pPr>
       <w:r>
+        <w:rPr>
+          <w:rFonts w:ascii="Times New Roman" w:hAnsi="Times New Roman" w:cs="Times New Roman" w:eastAsia="黑体" w:hint="eastAsia"/>
+          <w:b w:val="1"/>
+          <w:bCs w:val="1"/>
+          <w:sz w:val="24"/>
+          <w:szCs w:val="24"/>
+        </w:rPr>
         <w:t xml:space="preserve">5. 中国共产党人</w:t>
-        <w:rPr>
-          <w:rFonts w:ascii="Times New Roman" w:hAnsi="Times New Roman" w:cs="Times New Roman" w:eastAsia="黑体" w:hint="eastAsia"/>
-          <w:b w:val="0"/>
-          <w:bCs w:val="0"/>
-          <w:sz w:val="24"/>
-          <w:szCs w:val="24"/>
-        </w:rPr>
       </w:r>
       <w:r>
         <w:rPr>
           <w:rFonts w:hint="eastAsia" w:ascii="Times New Roman" w:hAnsi="Times New Roman" w:cs="Times New Roman" w:eastAsia="黑体"/>
-          <w:b w:val="0"/>
-          <w:bCs w:val="0"/>
+          <w:b w:val="1"/>
+          <w:bCs w:val="1"/>
           <w:sz w:val="24"/>
           <w:szCs w:val="24"/>
         </w:rPr>
@@ -453,12 +453,12 @@
         </w:rPr>
       </w:r>
       <w:r>
+        <w:rPr>
+          <w:rFonts w:ascii="Times New Roman" w:hAnsi="Times New Roman" w:cs="Times New Roman" w:eastAsia="宋体" w:hint="eastAsia"/>
+          <w:sz w:val="24"/>
+          <w:szCs w:val="24"/>
+        </w:rPr>
         <w:t>以邓小平同志为主要代表的中国共产党人：作出实行改革开放的历史性决策，提出走自己的路、建设中国特色社会主义，成功开创了中国特色社会主义。</w:t>
-        <w:rPr>
-          <w:rFonts w:ascii="Times New Roman" w:hAnsi="Times New Roman" w:cs="Times New Roman" w:eastAsia="宋体" w:hint="eastAsia"/>
-          <w:sz w:val="24"/>
-          <w:szCs w:val="24"/>
-        </w:rPr>
       </w:r>
     </w:p>
     <w:p>
@@ -488,12 +488,12 @@
         </w:rPr>
       </w:r>
       <w:r>
+        <w:rPr>
+          <w:rFonts w:ascii="Times New Roman" w:hAnsi="Times New Roman" w:cs="Times New Roman" w:eastAsia="宋体" w:hint="eastAsia"/>
+          <w:sz w:val="24"/>
+          <w:szCs w:val="24"/>
+        </w:rPr>
         <w:t>以江泽民同志为主要代表的中国共产党人：加深了对什么是社会主义、怎样建设社会主义和建设什么样的党、怎样建设党的认识，成功把中国特色社会主义推向21世纪。</w:t>
-        <w:rPr>
-          <w:rFonts w:ascii="Times New Roman" w:hAnsi="Times New Roman" w:cs="Times New Roman" w:eastAsia="宋体" w:hint="eastAsia"/>
-          <w:sz w:val="24"/>
-          <w:szCs w:val="24"/>
-        </w:rPr>
       </w:r>
     </w:p>
     <w:p>
@@ -523,12 +523,12 @@
         </w:rPr>
       </w:r>
       <w:r>
+        <w:rPr>
+          <w:rFonts w:ascii="Times New Roman" w:hAnsi="Times New Roman" w:cs="Times New Roman" w:eastAsia="宋体" w:hint="eastAsia"/>
+          <w:sz w:val="24"/>
+          <w:szCs w:val="24"/>
+        </w:rPr>
         <w:t>以胡锦涛同志为主要代表的中国共产党人：深刻认识和回答了新形势下实现什么样的发展、怎样发展等重大问题，成功在新形势下坚持和发展了中国特色社会主义。</w:t>
-        <w:rPr>
-          <w:rFonts w:ascii="Times New Roman" w:hAnsi="Times New Roman" w:cs="Times New Roman" w:eastAsia="宋体" w:hint="eastAsia"/>
-          <w:sz w:val="24"/>
-          <w:szCs w:val="24"/>
-        </w:rPr>
       </w:r>
     </w:p>
     <w:p>
@@ -558,24 +558,25 @@
         </w:rPr>
       </w:r>
       <w:r>
+        <w:rPr>
+          <w:rFonts w:ascii="Times New Roman" w:hAnsi="Times New Roman" w:cs="Times New Roman" w:eastAsia="宋体" w:hint="eastAsia"/>
+          <w:sz w:val="24"/>
+          <w:szCs w:val="24"/>
+        </w:rPr>
         <w:t>进入新时代，以习近平同志为主要代表的中国共产党人，不断深化对中国特色社会主义建设规律的认识，科学回答了新时代坚持和发展中国特色社会主义的一系列重大理论和实践问题，推动党和国家事业取得历史性成就、发</w:t>
+      </w:r>
+      <w:r>
         <w:rPr>
           <w:rFonts w:ascii="Times New Roman" w:hAnsi="Times New Roman" w:cs="Times New Roman" w:eastAsia="宋体" w:hint="eastAsia"/>
           <w:sz w:val="24"/>
           <w:szCs w:val="24"/>
         </w:rPr>
-      </w:r>
-      <w:r>
         <w:lastRenderedPageBreak/>
         <w:t>生历史性变革。</w:t>
-        <w:rPr>
-          <w:rFonts w:ascii="Times New Roman" w:hAnsi="Times New Roman" w:cs="Times New Roman" w:eastAsia="宋体" w:hint="eastAsia"/>
-          <w:sz w:val="24"/>
-          <w:szCs w:val="24"/>
-        </w:rPr>
       </w:r>
     </w:p>
     <w:sectPr>
+      <w:footerReference w:type="default" r:id="rId9"/>
       <w:pgSz w:w="11906" w:h="16838"/>
       <w:pgMar w:top="1440" w:right="1800" w:bottom="1440" w:left="1800" w:header="851" w:footer="992" w:gutter="0"/>
       <w:cols w:space="425"/>
@@ -614,6 +615,27 @@
     </w:p>
   </w:endnote>
 </w:endnotes>
+</file>
+
+<file path=word/footer1.xml><?xml version="1.0" encoding="utf-8"?>
+<w:ftr xmlns:m="http://schemas.openxmlformats.org/officeDocument/2006/math" xmlns:mc="http://schemas.openxmlformats.org/markup-compatibility/2006" xmlns:mo="http://schemas.microsoft.com/office/mac/office/2008/main" xmlns:mv="urn:schemas-microsoft-com:mac:vml" xmlns:o="urn:schemas-microsoft-com:office:office" xmlns:r="http://schemas.openxmlformats.org/officeDocument/2006/relationships" xmlns:v="urn:schemas-microsoft-com:vml" xmlns:w10="urn:schemas-microsoft-com:office:word" xmlns:w14="http://schemas.microsoft.com/office/word/2010/wordml" xmlns:w="http://schemas.openxmlformats.org/wordprocessingml/2006/main" xmlns:wne="http://schemas.microsoft.com/office/word/2006/wordml" xmlns:wp14="http://schemas.microsoft.com/office/word/2010/wordprocessingDrawing" xmlns:wp="http://schemas.openxmlformats.org/drawingml/2006/wordprocessingDrawing" xmlns:wpc="http://schemas.microsoft.com/office/word/2010/wordprocessingCanvas" xmlns:wpg="http://schemas.microsoft.com/office/word/2010/wordprocessingGroup" xmlns:wpi="http://schemas.microsoft.com/office/word/2010/wordprocessingInk" xmlns:wps="http://schemas.microsoft.com/office/word/2010/wordprocessingShape" mc:Ignorable="w14 wp14">
+  <w:p>
+    <w:pPr>
+      <w:pStyle w:val="Footer"/>
+      <w:jc w:val="center"/>
+    </w:pPr>
+    <w:r>
+      <w:rPr>
+        <w:rFonts w:ascii="Times New Roman" w:hAnsi="Times New Roman" w:eastAsia="宋体"/>
+        <w:sz w:val="21"/>
+        <w:szCs w:val="21"/>
+      </w:rPr>
+      <w:fldChar w:fldCharType="begin"/>
+      <w:instrText xml:space="preserve"> PAGE </w:instrText>
+      <w:fldChar w:fldCharType="end"/>
+    </w:r>
+  </w:p>
+</w:ftr>
 </file>
 
 <file path=word/footnotes.xml><?xml version="1.0" encoding="utf-8"?>

--- a/习近平新时代思想概论/作业/HW1.docx
+++ b/习近平新时代思想概论/作业/HW1.docx
@@ -21,17 +21,7 @@
           <w:sz w:val="24"/>
           <w:szCs w:val="24"/>
         </w:rPr>
-        <w:t xml:space="preserve">1. 习近平新时代中国特色社会主义思想创立的时代背景</w:t>
-      </w:r>
-      <w:r>
-        <w:rPr>
-          <w:rFonts w:hint="eastAsia" w:ascii="Times New Roman" w:hAnsi="Times New Roman" w:cs="Times New Roman" w:eastAsia="黑体"/>
-          <w:b w:val="1"/>
-          <w:bCs w:val="1"/>
-          <w:sz w:val="24"/>
-          <w:szCs w:val="24"/>
-        </w:rPr>
-        <w:t>：</w:t>
+        <w:t xml:space="preserve">1. 习近平新时代中国特色社会主义思想，是在怎样的时代条件下形成和发展起来的：</w:t>
       </w:r>
     </w:p>
     <w:p>
@@ -178,6 +168,26 @@
       <w:pPr>
         <w:pStyle w:val="a"/>
         <w:snapToGrid w:val="0"/>
+        <w:spacing w:line="360" w:lineRule="auto" w:before="0" w:after="0"/>
+        <w:ind w:firstLineChars="200" w:firstLine="480"/>
+        <w:jc w:val="both"/>
+        <w:rPr>
+          <w:rFonts w:hint="eastAsia"/>
+        </w:rPr>
+      </w:pPr>
+      <w:r>
+        <w:rPr>
+          <w:rFonts w:ascii="Times New Roman" w:hAnsi="Times New Roman" w:cs="Times New Roman" w:eastAsia="宋体" w:hint="eastAsia"/>
+          <w:sz w:val="24"/>
+          <w:szCs w:val="24"/>
+        </w:rPr>
+        <w:t xml:space="preserve">// 五条背景是按“国际—民族—道路—主义—党建”的顺序铺开的，背的时候记成“变局、复兴、现代化、科学社会主义、自我革命”，答题按这个链条走不会漏。</w:t>
+      </w:r>
+    </w:p>
+    <w:p>
+      <w:pPr>
+        <w:pStyle w:val="a"/>
+        <w:snapToGrid w:val="0"/>
         <w:spacing w:line="360" w:lineRule="auto" w:before="160" w:after="80"/>
         <w:ind w:firstLineChars="200" w:firstLine="480"/>
         <w:jc w:val="left"/>
@@ -193,7 +203,7 @@
           <w:sz w:val="24"/>
           <w:szCs w:val="24"/>
         </w:rPr>
-        <w:t xml:space="preserve">2. 习思想做到的“两个结合”是什么：</w:t>
+        <w:t xml:space="preserve">2. 就理论创新而言，习思想所完成的“两个结合”具体指哪两个方面：</w:t>
       </w:r>
     </w:p>
     <w:p>
@@ -271,17 +281,7 @@
           <w:sz w:val="24"/>
           <w:szCs w:val="24"/>
         </w:rPr>
-        <w:t xml:space="preserve">3. </w:t>
-      </w:r>
-      <w:r>
-        <w:rPr>
-          <w:rFonts w:hint="eastAsia" w:ascii="Times New Roman" w:hAnsi="Times New Roman" w:cs="Times New Roman" w:eastAsia="黑体"/>
-          <w:b w:val="1"/>
-          <w:bCs w:val="1"/>
-          <w:sz w:val="24"/>
-          <w:szCs w:val="24"/>
-        </w:rPr>
-        <w:t xml:space="preserve">习思想实现的“两个确立”是什么：</w:t>
+        <w:t xml:space="preserve">3. 习思想在政治和组织层面实现的“两个确立”包含哪些内容：</w:t>
       </w:r>
     </w:p>
     <w:p>
@@ -336,6 +336,26 @@
       <w:pPr>
         <w:pStyle w:val="a"/>
         <w:snapToGrid w:val="0"/>
+        <w:spacing w:line="360" w:lineRule="auto" w:before="0" w:after="0"/>
+        <w:ind w:firstLineChars="200" w:firstLine="480"/>
+        <w:jc w:val="both"/>
+        <w:rPr>
+          <w:rFonts w:hint="eastAsia"/>
+        </w:rPr>
+      </w:pPr>
+      <w:r>
+        <w:rPr>
+          <w:rFonts w:ascii="Times New Roman" w:hAnsi="Times New Roman" w:cs="Times New Roman" w:eastAsia="宋体" w:hint="eastAsia"/>
+          <w:sz w:val="24"/>
+          <w:szCs w:val="24"/>
+        </w:rPr>
+        <w:t xml:space="preserve">// “确立核心地位”和“确立指导地位”是两件事，很多人图省事写成一句，这在卷面上是要扣分的。</w:t>
+      </w:r>
+    </w:p>
+    <w:p>
+      <w:pPr>
+        <w:pStyle w:val="a"/>
+        <w:snapToGrid w:val="0"/>
         <w:spacing w:line="360" w:lineRule="auto" w:before="160" w:after="80"/>
         <w:ind w:firstLineChars="200" w:firstLine="480"/>
         <w:jc w:val="left"/>
@@ -351,27 +371,7 @@
           <w:sz w:val="24"/>
           <w:szCs w:val="24"/>
         </w:rPr>
-        <w:t xml:space="preserve">4. 中国</w:t>
-      </w:r>
-      <w:r>
-        <w:rPr>
-          <w:rFonts w:ascii="Times New Roman" w:hAnsi="Times New Roman" w:cs="Times New Roman" w:eastAsia="黑体" w:hint="eastAsia"/>
-          <w:b w:val="1"/>
-          <w:bCs w:val="1"/>
-          <w:sz w:val="24"/>
-          <w:szCs w:val="24"/>
-        </w:rPr>
-        <w:t>共产党人思考的基本问题是什么</w:t>
-      </w:r>
-      <w:r>
-        <w:rPr>
-          <w:rFonts w:hint="eastAsia" w:ascii="Times New Roman" w:hAnsi="Times New Roman" w:cs="Times New Roman" w:eastAsia="黑体"/>
-          <w:b w:val="1"/>
-          <w:bCs w:val="1"/>
-          <w:sz w:val="24"/>
-          <w:szCs w:val="24"/>
-        </w:rPr>
-        <w:t>：</w:t>
+        <w:t xml:space="preserve">4. 一代代中国共产党人反复思考和回答的那个“基本问题”，究竟指什么：</w:t>
       </w:r>
     </w:p>
     <w:p>
@@ -413,17 +413,7 @@
           <w:sz w:val="24"/>
           <w:szCs w:val="24"/>
         </w:rPr>
-        <w:t xml:space="preserve">5. 中国共产党人</w:t>
-      </w:r>
-      <w:r>
-        <w:rPr>
-          <w:rFonts w:hint="eastAsia" w:ascii="Times New Roman" w:hAnsi="Times New Roman" w:cs="Times New Roman" w:eastAsia="黑体"/>
-          <w:b w:val="1"/>
-          <w:bCs w:val="1"/>
-          <w:sz w:val="24"/>
-          <w:szCs w:val="24"/>
-        </w:rPr>
-        <w:t>对基本问题的探索是什么：</w:t>
+        <w:t xml:space="preserve">5. 围绕这个基本问题，中国共产党人的探索历程可以怎样梳理：</w:t>
       </w:r>
     </w:p>
     <w:p>
@@ -573,6 +563,26 @@
         </w:rPr>
         <w:lastRenderedPageBreak/>
         <w:t>生历史性变革。</w:t>
+      </w:r>
+    </w:p>
+    <w:p>
+      <w:pPr>
+        <w:pStyle w:val="a"/>
+        <w:snapToGrid w:val="0"/>
+        <w:spacing w:line="360" w:lineRule="auto" w:before="0" w:after="0"/>
+        <w:ind w:firstLineChars="200" w:firstLine="480"/>
+        <w:jc w:val="both"/>
+        <w:rPr>
+          <w:rFonts w:hint="eastAsia"/>
+        </w:rPr>
+      </w:pPr>
+      <w:r>
+        <w:rPr>
+          <w:rFonts w:ascii="Times New Roman" w:hAnsi="Times New Roman" w:cs="Times New Roman" w:eastAsia="宋体" w:hint="eastAsia"/>
+          <w:sz w:val="24"/>
+          <w:szCs w:val="24"/>
+        </w:rPr>
+        <w:t xml:space="preserve">// 这题的“基本问题”其实是贯穿整本教材的主线，按四个领导人分段最省力，阅卷的人也一眼能看清结构。</w:t>
       </w:r>
     </w:p>
     <w:sectPr>
